--- a/Received/5/5, science.docx
+++ b/Received/5/5, science.docx
@@ -71,6 +71,16 @@
                               </w:rPr>
                               <w:t xml:space="preserve">D- </w:t>
                             </w:r>
+                            <w:r>
+                              <w:rPr>
+                                <w:rFonts w:ascii="Times New Roman" w:hAnsi="Times New Roman"/>
+                                <w:b/>
+                                <w:bCs/>
+                                <w:sz w:val="28"/>
+                                <w:szCs w:val="28"/>
+                              </w:rPr>
+                              <w:t>15</w:t>
+                            </w:r>
                           </w:p>
                         </w:txbxContent>
                       </wps:txbx>
@@ -108,6 +118,16 @@
                           <w:szCs w:val="28"/>
                         </w:rPr>
                         <w:t xml:space="preserve">D- </w:t>
+                      </w:r>
+                      <w:r>
+                        <w:rPr>
+                          <w:rFonts w:ascii="Times New Roman" w:hAnsi="Times New Roman"/>
+                          <w:b/>
+                          <w:bCs/>
+                          <w:sz w:val="28"/>
+                          <w:szCs w:val="28"/>
+                        </w:rPr>
+                        <w:t>15</w:t>
                       </w:r>
                     </w:p>
                   </w:txbxContent>
@@ -210,27 +230,7 @@
           <w:bCs/>
           <w:sz w:val="20"/>
         </w:rPr>
-        <w:t xml:space="preserve">Ratnanagar-7, </w:t>
-      </w:r>
-      <w:proofErr w:type="spellStart"/>
-      <w:r>
-        <w:rPr>
-          <w:rFonts w:ascii="Times New Roman" w:hAnsi="Times New Roman"/>
-          <w:b/>
-          <w:bCs/>
-          <w:sz w:val="20"/>
-        </w:rPr>
-        <w:t>Sauraha</w:t>
-      </w:r>
-      <w:proofErr w:type="spellEnd"/>
-      <w:r>
-        <w:rPr>
-          <w:rFonts w:ascii="Times New Roman" w:hAnsi="Times New Roman"/>
-          <w:b/>
-          <w:bCs/>
-          <w:sz w:val="20"/>
-        </w:rPr>
-        <w:t>, Chitwan</w:t>
+        <w:t>Ratnanagar-7, Sauraha, Chitwan</w:t>
       </w:r>
     </w:p>
     <w:p>
@@ -298,17 +298,7 @@
           <w:sz w:val="24"/>
           <w:szCs w:val="24"/>
         </w:rPr>
-        <w:t xml:space="preserve">Class: </w:t>
-      </w:r>
-      <w:r>
-        <w:rPr>
-          <w:rFonts w:ascii="Times New Roman" w:hAnsi="Times New Roman"/>
-          <w:b/>
-          <w:bCs/>
-          <w:sz w:val="24"/>
-          <w:szCs w:val="24"/>
-        </w:rPr>
-        <w:t>Five</w:t>
+        <w:t>Class: Five</w:t>
       </w:r>
       <w:r>
         <w:rPr>
@@ -398,17 +388,7 @@
           <w:sz w:val="24"/>
           <w:szCs w:val="24"/>
         </w:rPr>
-        <w:t xml:space="preserve">Sub: </w:t>
-      </w:r>
-      <w:r>
-        <w:rPr>
-          <w:rFonts w:ascii="Times New Roman" w:hAnsi="Times New Roman"/>
-          <w:b/>
-          <w:bCs/>
-          <w:sz w:val="24"/>
-          <w:szCs w:val="24"/>
-        </w:rPr>
-        <w:t>Science</w:t>
+        <w:t>Sub: Science</w:t>
       </w:r>
     </w:p>
     <w:p>
@@ -1296,19 +1276,11 @@
           <w:rFonts w:ascii="Times New Roman" w:hAnsi="Times New Roman" w:cs="Times New Roman"/>
         </w:rPr>
       </w:pPr>
-      <w:proofErr w:type="spellStart"/>
-      <w:r>
-        <w:rPr>
-          <w:rFonts w:ascii="Times New Roman" w:hAnsi="Times New Roman" w:cs="Times New Roman"/>
-        </w:rPr>
-        <w:t>i</w:t>
-      </w:r>
-      <w:proofErr w:type="spellEnd"/>
-      <w:r>
-        <w:rPr>
-          <w:rFonts w:ascii="Times New Roman" w:hAnsi="Times New Roman" w:cs="Times New Roman"/>
-        </w:rPr>
-        <w:t>. Which of the following liquid flow easily?</w:t>
+      <w:r>
+        <w:rPr>
+          <w:rFonts w:ascii="Times New Roman" w:hAnsi="Times New Roman" w:cs="Times New Roman"/>
+        </w:rPr>
+        <w:t>i. Which of the following liquid flow easily?</w:t>
       </w:r>
     </w:p>
     <w:p>
@@ -3504,6 +3476,7 @@
   <w:style w:type="character" w:default="1" w:styleId="DefaultParagraphFont">
     <w:name w:val="Default Paragraph Font"/>
     <w:uiPriority w:val="1"/>
+    <w:semiHidden/>
     <w:unhideWhenUsed/>
   </w:style>
   <w:style w:type="table" w:default="1" w:styleId="TableNormal">

--- a/Received/5/5, science.docx
+++ b/Received/5/5, science.docx
@@ -21,15 +21,15 @@
         <mc:AlternateContent>
           <mc:Choice Requires="wps">
             <w:drawing>
-              <wp:anchor distT="45720" distB="45720" distL="114300" distR="114300" simplePos="0" relativeHeight="251660288" behindDoc="0" locked="0" layoutInCell="1" allowOverlap="1" wp14:anchorId="120FEB2D" wp14:editId="07BDD9D2">
+              <wp:anchor distT="45720" distB="45720" distL="114300" distR="114300" simplePos="0" relativeHeight="251660288" behindDoc="0" locked="0" layoutInCell="1" allowOverlap="1" wp14:anchorId="120FEB2D" wp14:editId="3E468244">
                 <wp:simplePos x="0" y="0"/>
                 <wp:positionH relativeFrom="column">
-                  <wp:align>right</wp:align>
+                  <wp:posOffset>4050665</wp:posOffset>
                 </wp:positionH>
                 <wp:positionV relativeFrom="paragraph">
-                  <wp:posOffset>9525</wp:posOffset>
+                  <wp:posOffset>31780</wp:posOffset>
                 </wp:positionV>
-                <wp:extent cx="609600" cy="1404620"/>
+                <wp:extent cx="609600" cy="329610"/>
                 <wp:effectExtent l="0" t="0" r="0" b="0"/>
                 <wp:wrapNone/>
                 <wp:docPr id="217" name="Text Box 3"/>
@@ -45,7 +45,7 @@
                       <wps:spPr bwMode="auto">
                         <a:xfrm>
                           <a:off x="0" y="0"/>
-                          <a:ext cx="609600" cy="1404620"/>
+                          <a:ext cx="609600" cy="329610"/>
                         </a:xfrm>
                         <a:prstGeom prst="rect">
                           <a:avLst/>
@@ -85,7 +85,7 @@
                         </w:txbxContent>
                       </wps:txbx>
                       <wps:bodyPr rot="0" vert="horz" wrap="square" lIns="91440" tIns="45720" rIns="91440" bIns="45720" anchor="t" anchorCtr="0">
-                        <a:spAutoFit/>
+                        <a:noAutofit/>
                       </wps:bodyPr>
                     </wps:wsp>
                   </a:graphicData>
@@ -94,7 +94,7 @@
                   <wp14:pctWidth>0</wp14:pctWidth>
                 </wp14:sizeRelH>
                 <wp14:sizeRelV relativeFrom="margin">
-                  <wp14:pctHeight>20000</wp14:pctHeight>
+                  <wp14:pctHeight>0</wp14:pctHeight>
                 </wp14:sizeRelV>
               </wp:anchor>
             </w:drawing>
@@ -105,8 +105,8 @@
                 <v:stroke joinstyle="miter"/>
                 <v:path gradientshapeok="t" o:connecttype="rect"/>
               </v:shapetype>
-              <v:shape id="Text Box 3" o:spid="_x0000_s1026" type="#_x0000_t202" style="position:absolute;left:0;text-align:left;margin-left:-3.2pt;margin-top:.75pt;width:48pt;height:110.6pt;z-index:251660288;visibility:visible;mso-wrap-style:square;mso-width-percent:0;mso-height-percent:200;mso-wrap-distance-left:9pt;mso-wrap-distance-top:3.6pt;mso-wrap-distance-right:9pt;mso-wrap-distance-bottom:3.6pt;mso-position-horizontal:right;mso-position-horizontal-relative:text;mso-position-vertical:absolute;mso-position-vertical-relative:text;mso-width-percent:0;mso-height-percent:200;mso-width-relative:margin;mso-height-relative:margin;v-text-anchor:top" o:gfxdata="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" filled="f" stroked="f">
-                <v:textbox style="mso-fit-shape-to-text:t">
+              <v:shape id="Text Box 3" o:spid="_x0000_s1026" type="#_x0000_t202" style="position:absolute;left:0;text-align:left;margin-left:318.95pt;margin-top:2.5pt;width:48pt;height:25.95pt;z-index:251660288;visibility:visible;mso-wrap-style:square;mso-width-percent:0;mso-height-percent:0;mso-wrap-distance-left:9pt;mso-wrap-distance-top:3.6pt;mso-wrap-distance-right:9pt;mso-wrap-distance-bottom:3.6pt;mso-position-horizontal:absolute;mso-position-horizontal-relative:text;mso-position-vertical:absolute;mso-position-vertical-relative:text;mso-width-percent:0;mso-height-percent:0;mso-width-relative:margin;mso-height-relative:margin;v-text-anchor:top" o:gfxdata="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" filled="f" stroked="f">
+                <v:textbox>
                   <w:txbxContent>
                     <w:p>
                       <w:r>
@@ -572,7 +572,19 @@
         <w:rPr>
           <w:rFonts w:ascii="Times New Roman" w:hAnsi="Times New Roman" w:cs="Times New Roman"/>
         </w:rPr>
-        <w:t>b. The ongoing ICC T-20 World Cup is being live telecasted all over the world.</w:t>
+        <w:t>b. The</w:t>
+      </w:r>
+      <w:r>
+        <w:rPr>
+          <w:rFonts w:ascii="Times New Roman" w:hAnsi="Times New Roman" w:cs="Times New Roman"/>
+        </w:rPr>
+        <w:t xml:space="preserve"> </w:t>
+      </w:r>
+      <w:r>
+        <w:rPr>
+          <w:rFonts w:ascii="Times New Roman" w:hAnsi="Times New Roman" w:cs="Times New Roman"/>
+        </w:rPr>
+        <w:t>ICC T-20 World Cup is being live telecasted all over the world.</w:t>
       </w:r>
     </w:p>
     <w:p>
@@ -658,6 +670,19 @@
           <w:lang w:val="pt-PT"/>
         </w:rPr>
         <w:tab/>
+      </w:r>
+      <w:r>
+        <w:rPr>
+          <w:rFonts w:ascii="Times New Roman" w:hAnsi="Times New Roman" w:cs="Times New Roman"/>
+          <w:lang w:val="pt-PT"/>
+        </w:rPr>
+        <w:tab/>
+      </w:r>
+      <w:r>
+        <w:rPr>
+          <w:rFonts w:ascii="Times New Roman" w:hAnsi="Times New Roman" w:cs="Times New Roman"/>
+          <w:lang w:val="pt-PT"/>
+        </w:rPr>
         <w:t>iv. Interpersonal communication</w:t>
       </w:r>
     </w:p>
@@ -1297,7 +1322,14 @@
           <w:rFonts w:ascii="Times New Roman" w:hAnsi="Times New Roman" w:cs="Times New Roman"/>
           <w:lang w:val="pt-PT"/>
         </w:rPr>
-        <w:t>i. Milk</w:t>
+        <w:t xml:space="preserve">i. </w:t>
+      </w:r>
+      <w:r>
+        <w:rPr>
+          <w:rFonts w:ascii="Times New Roman" w:hAnsi="Times New Roman" w:cs="Times New Roman"/>
+          <w:lang w:val="pt-PT"/>
+        </w:rPr>
+        <w:t>Honey</w:t>
       </w:r>
       <w:r>
         <w:rPr>
@@ -1672,7 +1704,19 @@
         <w:rPr>
           <w:rFonts w:ascii="Times New Roman" w:hAnsi="Times New Roman" w:cs="Times New Roman"/>
         </w:rPr>
-        <w:t>7. How are the molecules in liquid arranged?</w:t>
+        <w:t>7. How are the molecules</w:t>
+      </w:r>
+      <w:r>
+        <w:rPr>
+          <w:rFonts w:ascii="Times New Roman" w:hAnsi="Times New Roman" w:cs="Times New Roman"/>
+        </w:rPr>
+        <w:t xml:space="preserve"> arranged</w:t>
+      </w:r>
+      <w:r>
+        <w:rPr>
+          <w:rFonts w:ascii="Times New Roman" w:hAnsi="Times New Roman" w:cs="Times New Roman"/>
+        </w:rPr>
+        <w:t xml:space="preserve"> in liquid?</w:t>
       </w:r>
     </w:p>
     <w:p>
@@ -2132,6 +2176,88 @@
       <w:r>
         <w:rPr>
           <w:rFonts w:ascii="Times New Roman" w:hAnsi="Times New Roman" w:cs="Times New Roman"/>
+          <w:noProof/>
+        </w:rPr>
+        <w:drawing>
+          <wp:anchor distT="0" distB="0" distL="114300" distR="114300" simplePos="0" relativeHeight="251661312" behindDoc="0" locked="0" layoutInCell="1" allowOverlap="1" wp14:anchorId="1AFA4CBC" wp14:editId="33A3958B">
+            <wp:simplePos x="0" y="0"/>
+            <wp:positionH relativeFrom="column">
+              <wp:posOffset>1483417</wp:posOffset>
+            </wp:positionH>
+            <wp:positionV relativeFrom="paragraph">
+              <wp:posOffset>306942</wp:posOffset>
+            </wp:positionV>
+            <wp:extent cx="1044651" cy="2127723"/>
+            <wp:effectExtent l="0" t="7937" r="0" b="0"/>
+            <wp:wrapNone/>
+            <wp:docPr id="430699469" name="Picture 2"/>
+            <wp:cNvGraphicFramePr>
+              <a:graphicFrameLocks xmlns:a="http://schemas.openxmlformats.org/drawingml/2006/main" noChangeAspect="1"/>
+            </wp:cNvGraphicFramePr>
+            <a:graphic xmlns:a="http://schemas.openxmlformats.org/drawingml/2006/main">
+              <a:graphicData uri="http://schemas.openxmlformats.org/drawingml/2006/picture">
+                <pic:pic xmlns:pic="http://schemas.openxmlformats.org/drawingml/2006/picture">
+                  <pic:nvPicPr>
+                    <pic:cNvPr id="430699469" name="Picture 430699469"/>
+                    <pic:cNvPicPr/>
+                  </pic:nvPicPr>
+                  <pic:blipFill rotWithShape="1">
+                    <a:blip r:embed="rId8" cstate="print">
+                      <a:extLst>
+                        <a:ext uri="{BEBA8EAE-BF5A-486C-A8C5-ECC9F3942E4B}">
+                          <a14:imgProps xmlns:a14="http://schemas.microsoft.com/office/drawing/2010/main">
+                            <a14:imgLayer r:embed="rId9">
+                              <a14:imgEffect>
+                                <a14:sharpenSoften amount="50000"/>
+                              </a14:imgEffect>
+                              <a14:imgEffect>
+                                <a14:brightnessContrast bright="40000" contrast="-40000"/>
+                              </a14:imgEffect>
+                            </a14:imgLayer>
+                          </a14:imgProps>
+                        </a:ext>
+                        <a:ext uri="{28A0092B-C50C-407E-A947-70E740481C1C}">
+                          <a14:useLocalDpi xmlns:a14="http://schemas.microsoft.com/office/drawing/2010/main" val="0"/>
+                        </a:ext>
+                      </a:extLst>
+                    </a:blip>
+                    <a:srcRect l="18024" t="9585" r="31096" b="12698"/>
+                    <a:stretch>
+                      <a:fillRect/>
+                    </a:stretch>
+                  </pic:blipFill>
+                  <pic:spPr bwMode="auto">
+                    <a:xfrm rot="16200000">
+                      <a:off x="0" y="0"/>
+                      <a:ext cx="1045506" cy="2129464"/>
+                    </a:xfrm>
+                    <a:prstGeom prst="rect">
+                      <a:avLst/>
+                    </a:prstGeom>
+                    <a:ln>
+                      <a:noFill/>
+                    </a:ln>
+                    <a:extLst>
+                      <a:ext uri="{53640926-AAD7-44D8-BBD7-CCE9431645EC}">
+                        <a14:shadowObscured xmlns:a14="http://schemas.microsoft.com/office/drawing/2010/main"/>
+                      </a:ext>
+                    </a:extLst>
+                  </pic:spPr>
+                </pic:pic>
+              </a:graphicData>
+            </a:graphic>
+            <wp14:sizeRelH relativeFrom="margin">
+              <wp14:pctWidth>0</wp14:pctWidth>
+            </wp14:sizeRelH>
+            <wp14:sizeRelV relativeFrom="margin">
+              <wp14:pctHeight>0</wp14:pctHeight>
+            </wp14:sizeRelV>
+          </wp:anchor>
+        </w:drawing>
+      </w:r>
+      <w:r>
+        <w:rPr>
+          <w:rFonts w:ascii="Times New Roman" w:hAnsi="Times New Roman" w:cs="Times New Roman"/>
           <w:sz w:val="22"/>
           <w:szCs w:val="22"/>
         </w:rPr>
@@ -2181,6 +2307,14 @@
           <w:sz w:val="22"/>
           <w:szCs w:val="22"/>
         </w:rPr>
+        <w:t xml:space="preserve">What is meteorite? </w:t>
+      </w:r>
+      <w:r>
+        <w:rPr>
+          <w:rFonts w:ascii="Times New Roman" w:hAnsi="Times New Roman" w:cs="Times New Roman"/>
+          <w:sz w:val="22"/>
+          <w:szCs w:val="22"/>
+        </w:rPr>
         <w:t>Mark the seasons in all the positions in the diagram below.</w:t>
       </w:r>
     </w:p>
@@ -2202,6 +2336,61 @@
           <w:bCs/>
         </w:rPr>
       </w:pPr>
+    </w:p>
+    <w:p>
+      <w:pPr>
+        <w:spacing w:after="0" w:line="240" w:lineRule="auto"/>
+        <w:jc w:val="center"/>
+        <w:rPr>
+          <w:rFonts w:ascii="Times New Roman" w:hAnsi="Times New Roman" w:cs="Times New Roman"/>
+          <w:b/>
+          <w:bCs/>
+        </w:rPr>
+      </w:pPr>
+    </w:p>
+    <w:p>
+      <w:pPr>
+        <w:spacing w:after="0" w:line="240" w:lineRule="auto"/>
+        <w:jc w:val="center"/>
+        <w:rPr>
+          <w:rFonts w:ascii="Times New Roman" w:hAnsi="Times New Roman" w:cs="Times New Roman"/>
+          <w:b/>
+          <w:bCs/>
+        </w:rPr>
+      </w:pPr>
+    </w:p>
+    <w:p>
+      <w:pPr>
+        <w:spacing w:after="0" w:line="240" w:lineRule="auto"/>
+        <w:jc w:val="center"/>
+        <w:rPr>
+          <w:rFonts w:ascii="Times New Roman" w:hAnsi="Times New Roman" w:cs="Times New Roman"/>
+          <w:b/>
+          <w:bCs/>
+        </w:rPr>
+      </w:pPr>
+    </w:p>
+    <w:p>
+      <w:pPr>
+        <w:spacing w:after="0" w:line="240" w:lineRule="auto"/>
+        <w:jc w:val="center"/>
+        <w:rPr>
+          <w:rFonts w:ascii="Times New Roman" w:hAnsi="Times New Roman" w:cs="Times New Roman"/>
+          <w:b/>
+          <w:bCs/>
+        </w:rPr>
+      </w:pPr>
+    </w:p>
+    <w:p>
+      <w:pPr>
+        <w:spacing w:after="0" w:line="240" w:lineRule="auto"/>
+        <w:jc w:val="center"/>
+        <w:rPr>
+          <w:rFonts w:ascii="Times New Roman" w:hAnsi="Times New Roman" w:cs="Times New Roman"/>
+          <w:b/>
+          <w:bCs/>
+        </w:rPr>
+      </w:pPr>
       <w:r>
         <w:rPr>
           <w:rFonts w:ascii="Times New Roman" w:hAnsi="Times New Roman" w:cs="Times New Roman"/>
@@ -2212,7 +2401,7 @@
       </w:r>
     </w:p>
     <w:sectPr>
-      <w:headerReference w:type="first" r:id="rId8"/>
+      <w:headerReference w:type="first" r:id="rId10"/>
       <w:pgSz w:w="16838" w:h="11906" w:orient="landscape" w:code="9"/>
       <w:pgMar w:top="360" w:right="720" w:bottom="270" w:left="720" w:header="0" w:footer="0" w:gutter="0"/>
       <w:cols w:num="2" w:space="720"/>
